--- a/contractor_report/болванки (шаблоны не вырезать только копировать)/РОСЭКСПО_Ежедневный отчёт СК за 02.08.2025г.docx
+++ b/contractor_report/болванки (шаблоны не вырезать только копировать)/РОСЭКСПО_Ежедневный отчёт СК за 02.08.2025г.docx
@@ -20,7 +20,7 @@
           <w:sz w:val="20"/>
           <w:szCs w:val="20"/>
         </w:rPr>
-        <w:t>Отчёт строительного контроля по подрядчику ООО «РОСЭКСПО» за 19.07.2025г</w:t>
+        <w:t xml:space="preserve">Отчёт строительного контроля по подрядчику ООО «РОСЭКСПО» за </w:t>
       </w:r>
     </w:p>
     <w:p>
